--- a/projects/research-notes/for-word/03-Warehouse-Schema.docx
+++ b/projects/research-notes/for-word/03-Warehouse-Schema.docx
@@ -11,7 +11,6 @@
       </w:r>
     </w:p>
     <w:p>
-      <w:r/>
       <w:r>
         <w:rPr>
           <w:b/>
@@ -23,7 +22,6 @@
       </w:r>
     </w:p>
     <w:p>
-      <w:r/>
       <w:r>
         <w:rPr>
           <w:b/>
@@ -35,7 +33,6 @@
       </w:r>
     </w:p>
     <w:p>
-      <w:r/>
       <w:r>
         <w:rPr>
           <w:b/>
@@ -68,7 +65,6 @@
       <w:pPr>
         <w:pStyle w:val="ListBullet"/>
       </w:pPr>
-      <w:r/>
       <w:r>
         <w:rPr>
           <w:b/>
@@ -83,7 +79,6 @@
       <w:pPr>
         <w:pStyle w:val="ListBullet"/>
       </w:pPr>
-      <w:r/>
       <w:r>
         <w:rPr>
           <w:b/>
@@ -95,14 +90,12 @@
       </w:r>
     </w:p>
     <w:p>
-      <w:r/>
       <w:r>
         <w:rPr>
           <w:b/>
         </w:rPr>
         <w:t>Design Principles:</w:t>
       </w:r>
-      <w:r/>
     </w:p>
     <w:p>
       <w:pPr>
@@ -215,7 +208,6 @@
       </w:r>
     </w:p>
     <w:p>
-      <w:r/>
       <w:r>
         <w:rPr>
           <w:b/>
@@ -227,7 +219,6 @@
       </w:r>
     </w:p>
     <w:p>
-      <w:r/>
       <w:r>
         <w:rPr>
           <w:b/>
@@ -761,7 +752,6 @@
       </w:r>
     </w:p>
     <w:p>
-      <w:r/>
       <w:r>
         <w:rPr>
           <w:b/>
@@ -773,7 +763,6 @@
       </w:r>
     </w:p>
     <w:p>
-      <w:r/>
       <w:r>
         <w:rPr>
           <w:b/>
@@ -1070,14 +1059,12 @@
     </w:tbl>
     <w:p/>
     <w:p>
-      <w:r/>
       <w:r>
         <w:rPr>
           <w:b/>
         </w:rPr>
         <w:t>Day Part Definitions:</w:t>
       </w:r>
-      <w:r/>
     </w:p>
     <w:p>
       <w:pPr>
@@ -1125,7 +1112,6 @@
       </w:r>
     </w:p>
     <w:p>
-      <w:r/>
       <w:r>
         <w:rPr>
           <w:b/>
@@ -1137,7 +1123,6 @@
       </w:r>
     </w:p>
     <w:p>
-      <w:r/>
       <w:r>
         <w:rPr>
           <w:b/>
@@ -2628,14 +2613,12 @@
     </w:tbl>
     <w:p/>
     <w:p>
-      <w:r/>
       <w:r>
         <w:rPr>
           <w:b/>
         </w:rPr>
         <w:t>RFM Segment Definitions:</w:t>
       </w:r>
-      <w:r/>
     </w:p>
     <w:tbl>
       <w:tblPr>
@@ -3312,7 +3295,6 @@
       </w:r>
     </w:p>
     <w:p>
-      <w:r/>
       <w:r>
         <w:rPr>
           <w:b/>
@@ -3324,7 +3306,6 @@
       </w:r>
     </w:p>
     <w:p>
-      <w:r/>
       <w:r>
         <w:rPr>
           <w:b/>
@@ -3336,7 +3317,6 @@
       </w:r>
     </w:p>
     <w:p>
-      <w:r/>
       <w:r>
         <w:rPr>
           <w:b/>
@@ -4756,7 +4736,6 @@
       </w:r>
     </w:p>
     <w:p>
-      <w:r/>
       <w:r>
         <w:rPr>
           <w:b/>
@@ -4768,7 +4747,6 @@
       </w:r>
     </w:p>
     <w:p>
-      <w:r/>
       <w:r>
         <w:rPr>
           <w:b/>
@@ -5288,7 +5266,6 @@
       </w:r>
     </w:p>
     <w:p>
-      <w:r/>
       <w:r>
         <w:rPr>
           <w:b/>
@@ -5300,7 +5277,6 @@
       </w:r>
     </w:p>
     <w:p>
-      <w:r/>
       <w:r>
         <w:rPr>
           <w:b/>
@@ -5988,7 +5964,6 @@
       </w:r>
     </w:p>
     <w:p>
-      <w:r/>
       <w:r>
         <w:rPr>
           <w:b/>
@@ -6000,7 +5975,6 @@
       </w:r>
     </w:p>
     <w:p>
-      <w:r/>
       <w:r>
         <w:rPr>
           <w:b/>
@@ -6570,7 +6544,6 @@
       </w:r>
     </w:p>
     <w:p>
-      <w:r/>
       <w:r>
         <w:rPr>
           <w:b/>
@@ -6582,7 +6555,6 @@
       </w:r>
     </w:p>
     <w:p>
-      <w:r/>
       <w:r>
         <w:rPr>
           <w:b/>
@@ -10084,7 +10056,6 @@
       </w:r>
     </w:p>
     <w:p>
-      <w:r/>
       <w:r>
         <w:rPr>
           <w:b/>
@@ -10096,7 +10067,6 @@
       </w:r>
     </w:p>
     <w:p>
-      <w:r/>
       <w:r>
         <w:rPr>
           <w:b/>
@@ -12104,7 +12074,6 @@
       </w:r>
     </w:p>
     <w:p>
-      <w:r/>
       <w:r>
         <w:rPr>
           <w:b/>
@@ -12116,7 +12085,6 @@
       </w:r>
     </w:p>
     <w:p>
-      <w:r/>
       <w:r>
         <w:rPr>
           <w:b/>
@@ -13872,7 +13840,6 @@
       </w:r>
     </w:p>
     <w:p>
-      <w:r/>
       <w:r>
         <w:rPr>
           <w:b/>
@@ -13884,7 +13851,6 @@
       </w:r>
     </w:p>
     <w:p>
-      <w:r/>
       <w:r>
         <w:rPr>
           <w:b/>
@@ -15418,7 +15384,6 @@
       </w:r>
     </w:p>
     <w:p>
-      <w:r/>
       <w:r>
         <w:rPr>
           <w:b/>
@@ -15430,7 +15395,6 @@
       </w:r>
     </w:p>
     <w:p>
-      <w:r/>
       <w:r>
         <w:rPr>
           <w:b/>
